--- a/02_Aaryan/06_Report_Aaryan.docx
+++ b/02_Aaryan/06_Report_Aaryan.docx
@@ -1097,7 +1097,7 @@
         <w:rPr>
           <w:rFonts w:ascii="Arial" w:cs="Arial" w:eastAsia="Arial" w:hAnsi="Arial"/>
         </w:rPr>
-        <w:t xml:space="preserve"> (labels and the CNN) → </w:t>
+        <w:t xml:space="preserve"> (labels and the classical ML model) → </w:t>
       </w:r>
       <w:r>
         <w:rPr>
@@ -1200,7 +1200,7 @@
         <w:rPr>
           <w:rFonts w:ascii="Arial" w:cs="Arial" w:eastAsia="Arial" w:hAnsi="Arial"/>
         </w:rPr>
-        <w:t xml:space="preserve">The one ML architecture at the centre of the project is the real/bogus CNN (00_Start_Here/00_How_Our_Model_Works.svg): it looks at three 31 x 31 pictures of a blob and gives the probability that it is a real moving object (average precision 0.899 on validation nights, 0.938 on the test night, against 0.780 for a simple model).</w:t>
+        <w:t xml:space="preserve">The ML model at the centre of the project is classical: XGBoost on 29 measured numbers plus 20 PCA numbers per blob (00_Start_Here/00_How_Our_Model_Works.svg). It looks at three 31 x 31 pictures of a blob and gives the probability that it is a real moving object (average precision 0.902 on validation nights, 0.938 on the test night, against 0.783 for the old baseline; the deep-learning CNN, kept only as a comparison, scored 0.898).</w:t>
       </w:r>
     </w:p>
     <w:p>
@@ -1512,7 +1512,7 @@
         <w:rPr>
           <w:rFonts w:ascii="Arial" w:cs="Arial" w:eastAsia="Arial" w:hAnsi="Arial"/>
         </w:rPr>
-        <w:t xml:space="preserve">Smooth with the star's own shape (a matched filter), keep groups of at least 5 pixels at least 2σ above the noise. About 7,800 blobs per photo, only 173 with SNR &gt; 5. Detection is tuned to miss nothing; the CNN is tuned to remove junk.</w:t>
+        <w:t xml:space="preserve">Smooth with the star's own shape (a matched filter), keep groups of at least 5 pixels at least 2σ above the noise. About 7,800 blobs per photo, only 173 with SNR &gt; 5. Detection is tuned to miss nothing; the ML model is tuned to remove junk.</w:t>
       </w:r>
     </w:p>
     <w:p>
@@ -4335,7 +4335,7 @@
         <w:rPr>
           <w:rFonts w:ascii="Arial" w:cs="Arial" w:eastAsia="Arial" w:hAnsi="Arial"/>
         </w:rPr>
-        <w:t xml:space="preserve">Ghosts cover about 4% of the chip; masking them would hide real objects there. The CNN learns to reject ghosts instead.</w:t>
+        <w:t xml:space="preserve">Ghosts cover about 4% of the chip; masking them would hide real objects there. The ML model learns to reject ghosts instead.</w:t>
       </w:r>
     </w:p>
     <w:p>
